--- a/werkdocument/WP1_Mijn-NovaDepot-map.docx
+++ b/werkdocument/WP1_Mijn-NovaDepot-map.docx
@@ -301,7 +301,7 @@
           <w:color w:val="4D5573"/>
           <w:sz w:val="19"/>
         </w:rPr>
-        <w:t>De afspraak: Wat - Van wie. Rij 1 deed je leraar voor.</w:t>
+        <w:t>De afspraak: Wat - Van wie. Rij 1 is een voorbeeld: geef dat bestand ook die naam in je Drive.</w:t>
       </w:r>
     </w:p>
     <w:tbl>

--- a/werkdocument/WP1_Mijn-NovaDepot-map.docx
+++ b/werkdocument/WP1_Mijn-NovaDepot-map.docx
@@ -922,7 +922,7 @@
           <w:i w:val="0"/>
           <w:sz w:val="22"/>
         </w:rPr>
-        <w:t>a) Geef je map NovaDepot een kleur: rechtsklik › Ordenen › Kleur van map.</w:t>
+        <w:t>a) Geef je map NovaDepot een kleur: klik met 2 vingers op de map › Ordenen › Kleur van map.</w:t>
       </w:r>
     </w:p>
     <w:p>
@@ -936,7 +936,7 @@
           <w:i w:val="0"/>
           <w:sz w:val="22"/>
         </w:rPr>
-        <w:t>b) Zet een ster bij je map: rechtsklik › Ordenen › Toevoegen aan Met ster.</w:t>
+        <w:t>b) Zet een ster bij je map: klik met 2 vingers op de map › Ordenen › Toevoegen aan Met ster.</w:t>
       </w:r>
     </w:p>
     <w:sectPr>
